--- a/preview/docxs/21-quiet-compact.docx
+++ b/preview/docxs/21-quiet-compact.docx
@@ -508,7 +508,7 @@
         </w:rPr>
         <w:t xml:space="preserve">Demo: </w:t>
       </w:r>
-      <w:hyperlink w:history="1" r:id="rIdfjfj8ei_dyf_zv7l9uxjx">
+      <w:hyperlink w:history="1" r:id="rIdhjbh1er2cqhmubrrx6uu3">
         <w:r>
           <w:rPr>
             <w:color w:val="475569"/>
@@ -536,7 +536,7 @@
         </w:rPr>
         <w:t xml:space="preserve">Code: </w:t>
       </w:r>
-      <w:hyperlink w:history="1" r:id="rIdzo6oie6jgx1camshqkovs">
+      <w:hyperlink w:history="1" r:id="rId2w8erdsw-rdwwxse1uzo0">
         <w:r>
           <w:rPr>
             <w:color w:val="475569"/>
@@ -626,7 +626,7 @@
         </w:rPr>
         <w:t xml:space="preserve">Demo: </w:t>
       </w:r>
-      <w:hyperlink w:history="1" r:id="rIdve_ti_grtyiox0iaois-t">
+      <w:hyperlink w:history="1" r:id="rIdw_pdjfkrjs1cudmkbjhip">
         <w:r>
           <w:rPr>
             <w:color w:val="475569"/>
@@ -1060,7 +1060,7 @@
         </w:rPr>
         <w:t xml:space="preserve">Portfolio: </w:t>
       </w:r>
-      <w:hyperlink w:history="1" r:id="rIdirjzt8rgxtwii1tripjjw">
+      <w:hyperlink w:history="1" r:id="rIdjhfh2obeshrz_ukkx9sqc">
         <w:r>
           <w:rPr>
             <w:color w:val="475569"/>
